--- a/Relatório.docx
+++ b/Relatório.docx
@@ -733,7 +733,7 @@
           <w:r>
             <w:fldChar w:fldCharType="separate"/>
           </w:r>
-          <w:hyperlink w:anchor="_Toc229912703" w:history="1">
+          <w:hyperlink w:anchor="_Toc229923621" w:history="1">
             <w:r>
               <w:rPr>
                 <w:rStyle w:val="Hiperligao"/>
@@ -760,7 +760,7 @@
                 <w:noProof/>
                 <w:webHidden/>
               </w:rPr>
-              <w:instrText xml:space="preserve"> PAGEREF _Toc229912703 \h </w:instrText>
+              <w:instrText xml:space="preserve"> PAGEREF _Toc229923621 \h </w:instrText>
             </w:r>
             <w:r>
               <w:rPr>
@@ -806,7 +806,7 @@
               <w14:ligatures w14:val="standardContextual"/>
             </w:rPr>
           </w:pPr>
-          <w:hyperlink w:anchor="_Toc229912704" w:history="1">
+          <w:hyperlink w:anchor="_Toc229923622" w:history="1">
             <w:r>
               <w:rPr>
                 <w:rStyle w:val="Hiperligao"/>
@@ -833,7 +833,7 @@
                 <w:noProof/>
                 <w:webHidden/>
               </w:rPr>
-              <w:instrText xml:space="preserve"> PAGEREF _Toc229912704 \h </w:instrText>
+              <w:instrText xml:space="preserve"> PAGEREF _Toc229923622 \h </w:instrText>
             </w:r>
             <w:r>
               <w:rPr>
@@ -879,7 +879,7 @@
               <w14:ligatures w14:val="standardContextual"/>
             </w:rPr>
           </w:pPr>
-          <w:hyperlink w:anchor="_Toc229912705" w:history="1">
+          <w:hyperlink w:anchor="_Toc229923623" w:history="1">
             <w:r>
               <w:rPr>
                 <w:rStyle w:val="Hiperligao"/>
@@ -906,7 +906,7 @@
                 <w:noProof/>
                 <w:webHidden/>
               </w:rPr>
-              <w:instrText xml:space="preserve"> PAGEREF _Toc229912705 \h </w:instrText>
+              <w:instrText xml:space="preserve"> PAGEREF _Toc229923623 \h </w:instrText>
             </w:r>
             <w:r>
               <w:rPr>
@@ -952,13 +952,13 @@
               <w14:ligatures w14:val="standardContextual"/>
             </w:rPr>
           </w:pPr>
-          <w:hyperlink w:anchor="_Toc229912706" w:history="1">
+          <w:hyperlink w:anchor="_Toc229923624" w:history="1">
             <w:r>
               <w:rPr>
                 <w:rStyle w:val="Hiperligao"/>
                 <w:noProof/>
               </w:rPr>
-              <w:t>Análise Semântica e Interpretação</w:t>
+              <w:t>Árvore</w:t>
             </w:r>
             <w:r>
               <w:rPr>
@@ -979,7 +979,7 @@
                 <w:noProof/>
                 <w:webHidden/>
               </w:rPr>
-              <w:instrText xml:space="preserve"> PAGEREF _Toc229912706 \h </w:instrText>
+              <w:instrText xml:space="preserve"> PAGEREF _Toc229923624 \h </w:instrText>
             </w:r>
             <w:r>
               <w:rPr>
@@ -999,7 +999,7 @@
                 <w:noProof/>
                 <w:webHidden/>
               </w:rPr>
-              <w:t>7</w:t>
+              <w:t>6</w:t>
             </w:r>
             <w:r>
               <w:rPr>
@@ -1025,13 +1025,13 @@
               <w14:ligatures w14:val="standardContextual"/>
             </w:rPr>
           </w:pPr>
-          <w:hyperlink w:anchor="_Toc229912707" w:history="1">
+          <w:hyperlink w:anchor="_Toc229923625" w:history="1">
             <w:r>
               <w:rPr>
                 <w:rStyle w:val="Hiperligao"/>
                 <w:noProof/>
               </w:rPr>
-              <w:t>Testes e Exemplos de Execução</w:t>
+              <w:t>Análise Semântica e Interpretação</w:t>
             </w:r>
             <w:r>
               <w:rPr>
@@ -1052,7 +1052,7 @@
                 <w:noProof/>
                 <w:webHidden/>
               </w:rPr>
-              <w:instrText xml:space="preserve"> PAGEREF _Toc229912707 \h </w:instrText>
+              <w:instrText xml:space="preserve"> PAGEREF _Toc229923625 \h </w:instrText>
             </w:r>
             <w:r>
               <w:rPr>
@@ -1072,7 +1072,7 @@
                 <w:noProof/>
                 <w:webHidden/>
               </w:rPr>
-              <w:t>8</w:t>
+              <w:t>7</w:t>
             </w:r>
             <w:r>
               <w:rPr>
@@ -1098,12 +1098,158 @@
               <w14:ligatures w14:val="standardContextual"/>
             </w:rPr>
           </w:pPr>
-          <w:hyperlink w:anchor="_Toc229912708" w:history="1">
+          <w:hyperlink w:anchor="_Toc229923626" w:history="1">
             <w:r>
               <w:rPr>
                 <w:rStyle w:val="Hiperligao"/>
                 <w:noProof/>
               </w:rPr>
+              <w:t>Testes e Exemplos de Execução</w:t>
+            </w:r>
+            <w:r>
+              <w:rPr>
+                <w:noProof/>
+                <w:webHidden/>
+              </w:rPr>
+              <w:tab/>
+            </w:r>
+            <w:r>
+              <w:rPr>
+                <w:noProof/>
+                <w:webHidden/>
+              </w:rPr>
+              <w:fldChar w:fldCharType="begin"/>
+            </w:r>
+            <w:r>
+              <w:rPr>
+                <w:noProof/>
+                <w:webHidden/>
+              </w:rPr>
+              <w:instrText xml:space="preserve"> PAGEREF _Toc229923626 \h </w:instrText>
+            </w:r>
+            <w:r>
+              <w:rPr>
+                <w:noProof/>
+                <w:webHidden/>
+              </w:rPr>
+            </w:r>
+            <w:r>
+              <w:rPr>
+                <w:noProof/>
+                <w:webHidden/>
+              </w:rPr>
+              <w:fldChar w:fldCharType="separate"/>
+            </w:r>
+            <w:r>
+              <w:rPr>
+                <w:noProof/>
+                <w:webHidden/>
+              </w:rPr>
+              <w:t>8</w:t>
+            </w:r>
+            <w:r>
+              <w:rPr>
+                <w:noProof/>
+                <w:webHidden/>
+              </w:rPr>
+              <w:fldChar w:fldCharType="end"/>
+            </w:r>
+          </w:hyperlink>
+        </w:p>
+        <w:p>
+          <w:pPr>
+            <w:pStyle w:val="ndice1"/>
+            <w:tabs>
+              <w:tab w:val="right" w:leader="dot" w:pos="8494"/>
+            </w:tabs>
+            <w:rPr>
+              <w:rFonts w:asciiTheme="minorHAnsi" w:hAnsiTheme="minorHAnsi"/>
+              <w:noProof/>
+              <w:kern w:val="2"/>
+              <w:szCs w:val="24"/>
+              <w:lang w:eastAsia="pt-PT"/>
+              <w14:ligatures w14:val="standardContextual"/>
+            </w:rPr>
+          </w:pPr>
+          <w:hyperlink w:anchor="_Toc229923627" w:history="1">
+            <w:r>
+              <w:rPr>
+                <w:rStyle w:val="Hiperligao"/>
+                <w:noProof/>
+              </w:rPr>
+              <w:t>Conclusão</w:t>
+            </w:r>
+            <w:r>
+              <w:rPr>
+                <w:noProof/>
+                <w:webHidden/>
+              </w:rPr>
+              <w:tab/>
+            </w:r>
+            <w:r>
+              <w:rPr>
+                <w:noProof/>
+                <w:webHidden/>
+              </w:rPr>
+              <w:fldChar w:fldCharType="begin"/>
+            </w:r>
+            <w:r>
+              <w:rPr>
+                <w:noProof/>
+                <w:webHidden/>
+              </w:rPr>
+              <w:instrText xml:space="preserve"> PAGEREF _Toc229923627 \h </w:instrText>
+            </w:r>
+            <w:r>
+              <w:rPr>
+                <w:noProof/>
+                <w:webHidden/>
+              </w:rPr>
+            </w:r>
+            <w:r>
+              <w:rPr>
+                <w:noProof/>
+                <w:webHidden/>
+              </w:rPr>
+              <w:fldChar w:fldCharType="separate"/>
+            </w:r>
+            <w:r>
+              <w:rPr>
+                <w:noProof/>
+                <w:webHidden/>
+              </w:rPr>
+              <w:t>9</w:t>
+            </w:r>
+            <w:r>
+              <w:rPr>
+                <w:noProof/>
+                <w:webHidden/>
+              </w:rPr>
+              <w:fldChar w:fldCharType="end"/>
+            </w:r>
+          </w:hyperlink>
+        </w:p>
+        <w:p>
+          <w:pPr>
+            <w:pStyle w:val="ndice1"/>
+            <w:tabs>
+              <w:tab w:val="right" w:leader="dot" w:pos="8494"/>
+            </w:tabs>
+            <w:rPr>
+              <w:rFonts w:asciiTheme="minorHAnsi" w:hAnsiTheme="minorHAnsi"/>
+              <w:noProof/>
+              <w:kern w:val="2"/>
+              <w:szCs w:val="24"/>
+              <w:lang w:eastAsia="pt-PT"/>
+              <w14:ligatures w14:val="standardContextual"/>
+            </w:rPr>
+          </w:pPr>
+          <w:hyperlink w:anchor="_Toc229923628" w:history="1">
+            <w:r>
+              <w:rPr>
+                <w:rStyle w:val="Hiperligao"/>
+                <w:noProof/>
+              </w:rPr>
               <w:t>Referências</w:t>
             </w:r>
             <w:r>
@@ -1125,7 +1271,7 @@
                 <w:noProof/>
                 <w:webHidden/>
               </w:rPr>
-              <w:instrText xml:space="preserve"> PAGEREF _Toc229912708 \h </w:instrText>
+              <w:instrText xml:space="preserve"> PAGEREF _Toc229923628 \h </w:instrText>
             </w:r>
             <w:r>
               <w:rPr>
@@ -1203,7 +1349,7 @@
       <w:pPr>
         <w:pStyle w:val="Ttulo1"/>
       </w:pPr>
-      <w:bookmarkStart w:id="3" w:name="_Toc229912703"/>
+      <w:bookmarkStart w:id="3" w:name="_Toc229923621"/>
       <w:r>
         <w:lastRenderedPageBreak/>
         <w:t>Introdução</w:t>
@@ -1271,7 +1417,7 @@
       <w:pPr>
         <w:pStyle w:val="Ttulo1"/>
       </w:pPr>
-      <w:bookmarkStart w:id="4" w:name="_Toc229912704"/>
+      <w:bookmarkStart w:id="4" w:name="_Toc229923622"/>
       <w:r>
         <w:lastRenderedPageBreak/>
         <w:t>Arquitetura da Solução</w:t>
@@ -1419,7 +1565,7 @@
       <w:pPr>
         <w:pStyle w:val="Ttulo1"/>
       </w:pPr>
-      <w:bookmarkStart w:id="5" w:name="_Toc229912705"/>
+      <w:bookmarkStart w:id="5" w:name="_Toc229923623"/>
       <w:r>
         <w:lastRenderedPageBreak/>
         <w:t>Análise Léxica e Sintática</w:t>
@@ -1827,10 +1973,12 @@
       <w:pPr>
         <w:pStyle w:val="Ttulo1"/>
       </w:pPr>
+      <w:bookmarkStart w:id="6" w:name="_Toc229923624"/>
       <w:r>
         <w:lastRenderedPageBreak/>
         <w:t>Árvore</w:t>
       </w:r>
+      <w:bookmarkEnd w:id="6"/>
     </w:p>
     <w:p/>
     <w:p>
@@ -2233,12 +2381,12 @@
       <w:pPr>
         <w:pStyle w:val="Ttulo1"/>
       </w:pPr>
-      <w:bookmarkStart w:id="6" w:name="_Toc229912706"/>
+      <w:bookmarkStart w:id="7" w:name="_Toc229923625"/>
       <w:r>
         <w:lastRenderedPageBreak/>
         <w:t>Análise Semântica e Interpretação</w:t>
       </w:r>
-      <w:bookmarkEnd w:id="6"/>
+      <w:bookmarkEnd w:id="7"/>
     </w:p>
     <w:p/>
     <w:p>
@@ -2333,12 +2481,12 @@
       <w:pPr>
         <w:pStyle w:val="Ttulo1"/>
       </w:pPr>
-      <w:bookmarkStart w:id="7" w:name="_Toc229912707"/>
+      <w:bookmarkStart w:id="8" w:name="_Toc229923626"/>
       <w:r>
         <w:lastRenderedPageBreak/>
         <w:t>Testes e Exemplos de Execução</w:t>
       </w:r>
-      <w:bookmarkEnd w:id="7"/>
+      <w:bookmarkEnd w:id="8"/>
     </w:p>
     <w:p/>
     <w:p>
@@ -2629,25 +2777,14 @@
     </w:p>
     <w:p>
       <w:pPr>
-        <w:rPr>
-          <w:b/>
-          <w:bCs/>
-          <w:color w:val="538135" w:themeColor="accent6" w:themeShade="BF"/>
-          <w:sz w:val="40"/>
-          <w:szCs w:val="40"/>
-        </w:rPr>
-      </w:pPr>
-      <w:r>
-        <w:rPr>
-          <w:b/>
-          <w:bCs/>
-          <w:color w:val="538135" w:themeColor="accent6" w:themeShade="BF"/>
-          <w:sz w:val="40"/>
-          <w:szCs w:val="40"/>
-        </w:rPr>
+        <w:pStyle w:val="Ttulo1"/>
+      </w:pPr>
+      <w:bookmarkStart w:id="9" w:name="_Toc229923627"/>
+      <w:r>
         <w:lastRenderedPageBreak/>
         <w:t>Conclusão</w:t>
       </w:r>
+      <w:bookmarkEnd w:id="9"/>
     </w:p>
     <w:p/>
     <w:p>
@@ -2710,24 +2847,15 @@
       <w:pPr>
         <w:pStyle w:val="Ttulo1"/>
       </w:pPr>
-      <w:bookmarkStart w:id="8" w:name="_Toc229912708"/>
+      <w:bookmarkStart w:id="10" w:name="_Toc229923628"/>
       <w:r>
         <w:lastRenderedPageBreak/>
         <w:t>Referências</w:t>
       </w:r>
-      <w:bookmarkEnd w:id="8"/>
-    </w:p>
-    <w:p>
-      <w:pPr>
-        <w:rPr>
-          <w:b/>
-          <w:bCs/>
-          <w:color w:val="538135" w:themeColor="accent6" w:themeShade="BF"/>
-          <w:sz w:val="40"/>
-          <w:szCs w:val="40"/>
-        </w:rPr>
-      </w:pPr>
-    </w:p>
+      <w:bookmarkEnd w:id="10"/>
+    </w:p>
+    <w:p/>
+    <w:p/>
     <w:sectPr>
       <w:headerReference w:type="default" r:id="rId16"/>
       <w:footerReference w:type="default" r:id="rId17"/>

--- a/Relatório.docx
+++ b/Relatório.docx
@@ -74,7 +74,7 @@
           <w:lang w:eastAsia="pt-PT"/>
         </w:rPr>
         <w:drawing>
-          <wp:anchor distT="0" distB="0" distL="114300" distR="114300" simplePos="0" relativeHeight="251660288" behindDoc="1" locked="0" layoutInCell="1" allowOverlap="1" wp14:anchorId="7E4B5197" wp14:editId="296AA13E">
+          <wp:anchor distT="0" distB="0" distL="114300" distR="114300" simplePos="0" relativeHeight="251660288" behindDoc="1" locked="0" layoutInCell="1" allowOverlap="1" wp14:anchorId="7E4B5197" wp14:editId="01C8A62F">
             <wp:simplePos x="0" y="0"/>
             <wp:positionH relativeFrom="column">
               <wp:posOffset>-445135</wp:posOffset>
@@ -2645,6 +2645,9 @@
         <w:jc w:val="center"/>
       </w:pPr>
       <w:r>
+        <w:rPr>
+          <w:noProof/>
+        </w:rPr>
         <w:drawing>
           <wp:inline distT="0" distB="0" distL="0" distR="0" wp14:anchorId="4D2C0958" wp14:editId="2D6F5960">
             <wp:extent cx="1619476" cy="171474"/>
@@ -2727,6 +2730,7 @@
         <w:rPr>
           <w:b/>
           <w:bCs/>
+          <w:noProof/>
         </w:rPr>
         <w:drawing>
           <wp:inline distT="0" distB="0" distL="0" distR="0" wp14:anchorId="497756C8" wp14:editId="0249209C">
@@ -2855,10 +2859,140 @@
       <w:bookmarkEnd w:id="10"/>
     </w:p>
     <w:p/>
+    <w:p>
+      <w:pPr>
+        <w:jc w:val="left"/>
+      </w:pPr>
+      <w:r>
+        <w:t>PLY (Python Lex-Yacc) Documentation</w:t>
+      </w:r>
+      <w:r>
+        <w:t xml:space="preserve">: </w:t>
+      </w:r>
+      <w:hyperlink r:id="rId16" w:history="1">
+        <w:r>
+          <w:rPr>
+            <w:rStyle w:val="Hiperligao"/>
+          </w:rPr>
+          <w:t>https://www.dabeaz.com/ply/?utm_source=chatgpt.com</w:t>
+        </w:r>
+      </w:hyperlink>
+    </w:p>
+    <w:p>
+      <w:pPr>
+        <w:jc w:val="left"/>
+      </w:pPr>
+      <w:r>
+        <w:t>PLY GitHub Repository</w:t>
+      </w:r>
+      <w:r>
+        <w:t>:</w:t>
+      </w:r>
+      <w:r>
+        <w:br/>
+      </w:r>
+      <w:r>
+        <w:t xml:space="preserve"> </w:t>
+      </w:r>
+      <w:hyperlink r:id="rId17" w:history="1">
+        <w:r>
+          <w:rPr>
+            <w:rStyle w:val="Hiperligao"/>
+          </w:rPr>
+          <w:t>https://github.com/dabeaz/ply?utm_source=chatgpt.com</w:t>
+        </w:r>
+      </w:hyperlink>
+    </w:p>
+    <w:p>
+      <w:pPr>
+        <w:jc w:val="left"/>
+      </w:pPr>
+      <w:r>
+        <w:t>Python Official Documentation</w:t>
+      </w:r>
+      <w:r>
+        <w:t>:</w:t>
+      </w:r>
+      <w:r>
+        <w:br/>
+      </w:r>
+      <w:hyperlink r:id="rId18" w:history="1">
+        <w:r>
+          <w:rPr>
+            <w:rStyle w:val="Hiperligao"/>
+          </w:rPr>
+          <w:t>https://docs.python.org/3/?utm_source=chatgpt.com</w:t>
+        </w:r>
+      </w:hyperlink>
+    </w:p>
+    <w:p>
+      <w:pPr>
+        <w:jc w:val="left"/>
+      </w:pPr>
+      <w:r>
+        <w:t>Abstract Syntax Tree (AST)</w:t>
+      </w:r>
+      <w:r>
+        <w:t>:</w:t>
+      </w:r>
+      <w:r>
+        <w:br/>
+      </w:r>
+      <w:hyperlink r:id="rId19" w:history="1">
+        <w:r>
+          <w:rPr>
+            <w:rStyle w:val="Hiperligao"/>
+          </w:rPr>
+          <w:t>https://en.wikipedia.org/wiki/Abstract_syntax_tree?utm_source=chatgpt.com</w:t>
+        </w:r>
+      </w:hyperlink>
+    </w:p>
+    <w:p>
+      <w:r>
+        <w:t>Parsing</w:t>
+      </w:r>
+      <w:r>
+        <w:t>:</w:t>
+      </w:r>
+      <w:r>
+        <w:br/>
+      </w:r>
+      <w:hyperlink r:id="rId20" w:history="1">
+        <w:r>
+          <w:rPr>
+            <w:rStyle w:val="Hiperligao"/>
+          </w:rPr>
+          <w:t>https://en.wikipedia.org/wiki/Parsing?utm_source=chatgpt.com</w:t>
+        </w:r>
+      </w:hyperlink>
+    </w:p>
+    <w:p>
+      <w:pPr>
+        <w:jc w:val="left"/>
+      </w:pPr>
+      <w:r>
+        <w:t>Lexical Analysis</w:t>
+      </w:r>
+      <w:r>
+        <w:t>:</w:t>
+      </w:r>
+      <w:r>
+        <w:br/>
+      </w:r>
+      <w:hyperlink r:id="rId21" w:history="1">
+        <w:r>
+          <w:rPr>
+            <w:rStyle w:val="Hiperligao"/>
+          </w:rPr>
+          <w:t>https://en.wikipedia.org/wiki/Parsing?utm_source=chatgpt.com</w:t>
+        </w:r>
+      </w:hyperlink>
+    </w:p>
+    <w:p/>
     <w:p/>
     <w:sectPr>
-      <w:headerReference w:type="default" r:id="rId16"/>
-      <w:footerReference w:type="default" r:id="rId17"/>
+      <w:headerReference w:type="default" r:id="rId22"/>
+      <w:footerReference w:type="default" r:id="rId23"/>
       <w:pgSz w:w="11906" w:h="16838"/>
       <w:pgMar w:top="1417" w:right="1701" w:bottom="1417" w:left="1701" w:header="708" w:footer="708" w:gutter="0"/>
       <w:cols w:space="708"/>
@@ -4662,6 +4796,18 @@
       </w:tcPr>
     </w:tblStylePr>
   </w:style>
+  <w:style w:type="character" w:styleId="Hiperligaovisitada">
+    <w:name w:val="FollowedHyperlink"/>
+    <w:basedOn w:val="Tipodeletrapredefinidodopargrafo"/>
+    <w:uiPriority w:val="99"/>
+    <w:semiHidden/>
+    <w:unhideWhenUsed/>
+    <w:rsid w:val="004D1EA7"/>
+    <w:rPr>
+      <w:color w:val="954F72" w:themeColor="followedHyperlink"/>
+      <w:u w:val="single"/>
+    </w:rPr>
+  </w:style>
 </w:styles>
 </file>
 
